--- a/Assignment 7/Kubernetes.docx
+++ b/Assignment 7/Kubernetes.docx
@@ -544,6 +544,7 @@
         <w:rPr>
           <w:b/>
           <w:bCs/>
+          <w:noProof/>
           <w:sz w:val="24"/>
           <w:szCs w:val="24"/>
         </w:rPr>
@@ -1015,6 +1016,22 @@
           <w:szCs w:val="24"/>
         </w:rPr>
         <w:t>Git hub Repository Link:</w:t>
+      </w:r>
+    </w:p>
+    <w:p>
+      <w:pPr>
+        <w:spacing w:before="240" w:after="140" w:line="360" w:lineRule="auto"/>
+        <w:rPr>
+          <w:sz w:val="24"/>
+          <w:szCs w:val="24"/>
+        </w:rPr>
+      </w:pPr>
+      <w:r>
+        <w:rPr>
+          <w:sz w:val="24"/>
+          <w:szCs w:val="24"/>
+        </w:rPr>
+        <w:t>https://github.com/sushilkumar121225/devops-assignments/tree/main/Assignment%207</w:t>
       </w:r>
     </w:p>
     <w:p>
@@ -1642,6 +1659,7 @@
   <w:style w:type="character" w:default="1" w:styleId="DefaultParagraphFont">
     <w:name w:val="Default Paragraph Font"/>
     <w:uiPriority w:val="1"/>
+    <w:semiHidden/>
     <w:unhideWhenUsed/>
   </w:style>
   <w:style w:type="table" w:default="1" w:styleId="TableNormal">
